--- a/docs/plans/2026-public-projection-release-handoff/marketing-ready/PUB-2026 Handoff Overview.docx
+++ b/docs/plans/2026-public-projection-release-handoff/marketing-ready/PUB-2026 Handoff Overview.docx
@@ -17,7 +17,7 @@
           <w:color w:val="808080"/>
           <w:sz w:val="16"/>
         </w:rPr>
-        <w:t>Pre-publication marketing draft. Numbers are final/locked from the production run m2026r1 / cfg-20260611-production-lock (commit 12fa6f9, 2026-06-13); this document is DRAFT only because public layout and release are pending, not because the data is provisional. Generated by scripts/exports/build_marketing_docx.py — do not hand-edit; rerun the generator instead.</w:t>
+        <w:t>Pre-publication marketing draft. Numbers are final/locked from the production run m2026r1 / cfg-20260611-production-lock — ADR-068 corrected full-horizon run (2026-06-15 + 2026-06-16 survival-horizon amendment; config sha256(16) a6e0bfbc2d70be85); this document is DRAFT only because public layout and release are pending, not because the data is provisional. Generated by scripts/exports/build_marketing_docx.py — do not hand-edit; rerun the generator instead.</w:t>
       </w:r>
     </w:p>
     <w:p/>
@@ -445,7 +445,7 @@
         <w:pStyle w:val="ListBullet"/>
       </w:pPr>
       <w:r>
-        <w:t>State: 799,358 (2025) → trough 787,382 (2028, the intended CBO migration ramp) → 889,017 (2055, +11.2%).</w:t>
+        <w:t>State: 799,358 (2025) → shallow trough 797,298 (2027, −0.26%, the intended CBO migration ramp) → 898,907 (2055, +12.45%).</w:t>
       </w:r>
     </w:p>
     <w:p>
@@ -453,7 +453,30 @@
         <w:pStyle w:val="ListBullet"/>
       </w:pPr>
       <w:r>
-        <w:t>Growth concentrated: Cass, Williams, Burleigh; 37 of 53 counties projected to decline.</w:t>
+        <w:t>Growth concentrated: Cass, Williams, Burleigh; most counties projected to decline.</w:t>
+      </w:r>
+    </w:p>
+    <w:p>
+      <w:r>
+        <w:t xml:space="preserve">&gt; Corrected per </w:t>
+      </w:r>
+      <w:r>
+        <w:rPr>
+          <w:b/>
+        </w:rPr>
+        <w:t>ADR-068</w:t>
+      </w:r>
+      <w:r>
+        <w:t xml:space="preserve"> (2026-06-15) and its </w:t>
+      </w:r>
+      <w:r>
+        <w:rPr>
+          <w:b/>
+        </w:rPr>
+        <w:t>2026-06-16 amendment</w:t>
+      </w:r>
+      <w:r>
+        <w:t xml:space="preserve"> (operative survival-horizon fix). The earlier "787,382 (2028) → 889,017 (2055, +11.2%)" framing was the superseded 2026-06-13 locked run; the intermediate 2026-06-15 figures (886,585 @2055 / 90+ 9,971) were biased by a survival-table truncation. These full-horizon numbers (898,907 @2055, 90+ 8,172) are final.</w:t>
       </w:r>
     </w:p>
     <w:p>
@@ -469,19 +492,25 @@
         <w:pStyle w:val="ListBullet"/>
       </w:pPr>
       <w:r>
-        <w:t>Every data-driven file in `drafts/` is generated from the locked-config</w:t>
+        <w:t>Every data-driven file in `drafts/` is generated from the **corrected</w:t>
       </w:r>
       <w:r>
         <w:t xml:space="preserve"> </w:t>
       </w:r>
       <w:r>
-        <w:t xml:space="preserve">production baseline (2026-06-13). Numbers are </w:t>
+        <w:t>full-horizon production baseline (ADR-068, 2026-06-15 + 2026-06-16 amendment)**,</w:t>
+      </w:r>
+      <w:r>
+        <w:t xml:space="preserve"> </w:t>
+      </w:r>
+      <w:r>
+        <w:t xml:space="preserve">which superseded the 2026-06-13 locked run. Numbers are </w:t>
       </w:r>
       <w:r>
         <w:rPr>
           <w:b/>
         </w:rPr>
-        <w:t>final/locked</w:t>
+        <w:t>final</w:t>
       </w:r>
       <w:r>
         <w:t>; chart PNGs and</w:t>

--- a/docs/plans/2026-public-projection-release-handoff/marketing-ready/PUB-2026 Handoff Overview.docx
+++ b/docs/plans/2026-public-projection-release-handoff/marketing-ready/PUB-2026 Handoff Overview.docx
@@ -227,7 +227,7 @@
           </w:tcPr>
           <w:p>
             <w:r>
-              <w:t>Baseline line chart (shows the 2025–2028 dip and recovery to 2055)</w:t>
+              <w:t>Baseline line chart (shows the shallow 2025–2027 dip and recovery to 2055)</w:t>
             </w:r>
           </w:p>
         </w:tc>

--- a/docs/plans/2026-public-projection-release-handoff/marketing-ready/PUB-2026 Handoff Overview.docx
+++ b/docs/plans/2026-public-projection-release-handoff/marketing-ready/PUB-2026 Handoff Overview.docx
@@ -23,7 +23,7 @@
     <w:p/>
     <w:p>
       <w:r>
-        <w:t>Generated: 2026-06-13 (locked-config production run)</w:t>
+        <w:t>Generated: 2026-06-16 (ADR-068-corrected locked production run)</w:t>
       </w:r>
     </w:p>
     <w:p>
@@ -38,17 +38,22 @@
     </w:p>
     <w:p>
       <w:r>
-        <w:t>artifacts in `drafts/` were regenerated on 2026-06-13 from the **locked-config</w:t>
+        <w:t>artifacts in `drafts/` were regenerated on 2026-06-16 from the **ADR-068-corrected</w:t>
       </w:r>
     </w:p>
     <w:p>
       <w:r>
-        <w:t>production run** (`m2026r1` / `cfg-20260611-production-lock`, commit `12fa6f9`;</w:t>
+        <w:t>locked production run** (config sha `a6e0bfbc2d70be85`; ADR-065/066 baseline,</w:t>
       </w:r>
     </w:p>
     <w:p>
       <w:r>
-        <w:t xml:space="preserve">ADR-065/066 baseline, ADR-061/067 applied). These are the </w:t>
+        <w:t>ADR-061/067 applied, ADR-068 `reference_intl_migration` + open-ended 90+ survival +</w:t>
+      </w:r>
+    </w:p>
+    <w:p>
+      <w:r>
+        <w:t xml:space="preserve">survival-horizon corrections). These are the </w:t>
       </w:r>
       <w:r>
         <w:rPr>
@@ -56,15 +61,13 @@
         </w:rPr>
         <w:t>final, locked</w:t>
       </w:r>
-    </w:p>
-    <w:p>
       <w:r>
-        <w:t>public numbers; the "draft" framing reflects pending public layout and release,</w:t>
+        <w:t xml:space="preserve"> public numbers; the</w:t>
       </w:r>
     </w:p>
     <w:p>
       <w:r>
-        <w:t>not provisional data.</w:t>
+        <w:t>"draft" framing reflects pending public layout and release, not provisional data.</w:t>
       </w:r>
     </w:p>
     <w:p>
@@ -305,6 +308,28 @@
           </w:tcPr>
           <w:p>
             <w:r>
+              <w:t>`drafts/chart_components_change.png`</w:t>
+            </w:r>
+          </w:p>
+        </w:tc>
+        <w:tc>
+          <w:tcPr>
+            <w:tcW w:type="dxa" w:w="4320"/>
+          </w:tcPr>
+          <w:p>
+            <w:r>
+              <w:t>Components of change: natural increase vs. net migration by five-year period (storyboard page 7)</w:t>
+            </w:r>
+          </w:p>
+        </w:tc>
+      </w:tr>
+      <w:tr>
+        <w:tc>
+          <w:tcPr>
+            <w:tcW w:type="dxa" w:w="4320"/>
+          </w:tcPr>
+          <w:p>
+            <w:r>
               <w:t>`PUB-2026 Reference - 2024 SDC PDF.pdf`</w:t>
             </w:r>
           </w:p>
@@ -337,7 +362,7 @@
           </w:tcPr>
           <w:p>
             <w:r>
-              <w:t>Combined narrative packet (overview, draft report copy, storyboard, 2024 PDF notes, draft numbers)</w:t>
+              <w:t>Combined narrative packet (overview, draft report copy, storyboard, 2024 PDF notes, draft numbers, methods companion)</w:t>
             </w:r>
           </w:p>
         </w:tc>
@@ -430,6 +455,28 @@
           </w:p>
         </w:tc>
       </w:tr>
+      <w:tr>
+        <w:tc>
+          <w:tcPr>
+            <w:tcW w:type="dxa" w:w="4320"/>
+          </w:tcPr>
+          <w:p>
+            <w:r>
+              <w:t>`PUB-2026 How These Projections Work.docx`</w:t>
+            </w:r>
+          </w:p>
+        </w:tc>
+        <w:tc>
+          <w:tcPr>
+            <w:tcW w:type="dxa" w:w="4320"/>
+          </w:tcPr>
+          <w:p>
+            <w:r>
+              <w:t>Plain-language methods companion — link from the report and download page, or bind in as a methods appendix</w:t>
+            </w:r>
+          </w:p>
+        </w:tc>
+      </w:tr>
     </w:tbl>
     <w:p/>
     <w:p>
@@ -458,7 +505,7 @@
     </w:p>
     <w:p>
       <w:r>
-        <w:t xml:space="preserve">&gt; Corrected per </w:t>
+        <w:t xml:space="preserve">Corrected per </w:t>
       </w:r>
       <w:r>
         <w:rPr>
@@ -636,6 +683,44 @@
       </w:r>
       <w:r>
         <w:t>PDF copy before publication.</w:t>
+      </w:r>
+    </w:p>
+    <w:p>
+      <w:pPr>
+        <w:pStyle w:val="ListBullet"/>
+      </w:pPr>
+      <w:r>
+        <w:rPr>
+          <w:b/>
+        </w:rPr>
+        <w:t>Statewide line chart axis note:</w:t>
+      </w:r>
+      <w:r>
+        <w:t xml:space="preserve"> the y-axis does not start at zero (it</w:t>
+      </w:r>
+      <w:r>
+        <w:t xml:space="preserve"> </w:t>
+      </w:r>
+      <w:r>
+        <w:t>spans roughly 795k–900k so the 2025–2055 rise is readable). At that span the</w:t>
+      </w:r>
+      <w:r>
+        <w:t xml:space="preserve"> </w:t>
+      </w:r>
+      <w:r>
+        <w:t>−0.26% dip to 2027 reads correctly as a shallow flattening, but keep the</w:t>
+      </w:r>
+      <w:r>
+        <w:t xml:space="preserve"> </w:t>
+      </w:r>
+      <w:r>
+        <w:t>dip annotation (or an explicit "−0.26%" label) in the final figure so the</w:t>
+      </w:r>
+      <w:r>
+        <w:t xml:space="preserve"> </w:t>
+      </w:r>
+      <w:r>
+        <w:t>early dip is not over-read as a decline (ADR-042 in spirit).</w:t>
       </w:r>
     </w:p>
     <w:p>
